--- a/4lab.docx
+++ b/4lab.docx
@@ -225,17 +225,7 @@
           <w:szCs w:val="52"/>
           <w:lang w:val="ru-RU" w:eastAsia="ru-RU"/>
         </w:rPr>
-        <w:t xml:space="preserve">Лабораторная работа № </w:t>
-      </w:r>
-      <w:r>
-        <w:rPr>
-          <w:rFonts w:ascii="Times New Roman" w:eastAsia="Times New Roman" w:hAnsi="Times New Roman" w:cs="Times New Roman"/>
-          <w:color w:val="000000"/>
-          <w:sz w:val="52"/>
-          <w:szCs w:val="52"/>
-          <w:lang w:val="ru-RU" w:eastAsia="ru-RU"/>
-        </w:rPr>
-        <w:t>4</w:t>
+        <w:t>Лабораторная работа № 4</w:t>
       </w:r>
     </w:p>
     <w:p>
@@ -250,20 +240,32 @@
           <w:color w:val="000000"/>
           <w:sz w:val="32"/>
           <w:szCs w:val="32"/>
+          <w:lang w:val="ru-MD" w:eastAsia="ru-RU"/>
+        </w:rPr>
+      </w:pPr>
+      <w:r>
+        <w:rPr>
+          <w:rFonts w:ascii="Times New Roman" w:eastAsia="Times New Roman" w:hAnsi="Times New Roman" w:cs="Times New Roman"/>
+          <w:b/>
+          <w:bCs/>
+          <w:color w:val="000000"/>
+          <w:sz w:val="32"/>
+          <w:szCs w:val="32"/>
+          <w:lang w:val="ru-MD" w:eastAsia="ru-RU"/>
+        </w:rPr>
+        <w:t xml:space="preserve">Продвинутые объекты в </w:t>
+      </w:r>
+      <w:r>
+        <w:rPr>
+          <w:rFonts w:ascii="Times New Roman" w:eastAsia="Times New Roman" w:hAnsi="Times New Roman" w:cs="Times New Roman"/>
+          <w:b/>
+          <w:bCs/>
+          <w:color w:val="000000"/>
+          <w:sz w:val="32"/>
+          <w:szCs w:val="32"/>
           <w:lang w:val="en-US" w:eastAsia="ru-RU"/>
         </w:rPr>
-      </w:pPr>
-      <w:r>
-        <w:rPr>
-          <w:rFonts w:ascii="Times New Roman" w:eastAsia="Times New Roman" w:hAnsi="Times New Roman" w:cs="Times New Roman"/>
-          <w:b/>
-          <w:bCs/>
-          <w:color w:val="000000"/>
-          <w:sz w:val="32"/>
-          <w:szCs w:val="32"/>
-          <w:lang w:val="en-US" w:eastAsia="ru-RU"/>
-        </w:rPr>
-        <w:t>Продвинутые объекты в JavaScript</w:t>
+        <w:t>JavaScript</w:t>
       </w:r>
     </w:p>
     <w:p>
@@ -681,7 +683,7 @@
           <w:bCs/>
           <w:sz w:val="28"/>
           <w:szCs w:val="28"/>
-          <w:lang w:val="en-AU"/>
+          <w:lang w:val="ru-MD"/>
         </w:rPr>
       </w:pPr>
       <w:r>
@@ -703,7 +705,7 @@
           <w:bCs/>
           <w:sz w:val="28"/>
           <w:szCs w:val="28"/>
-          <w:lang w:val="en-AU"/>
+          <w:lang w:val="ru-MD"/>
         </w:rPr>
         <w:t>:</w:t>
       </w:r>
@@ -812,9 +814,20 @@
           <w:bCs/>
           <w:sz w:val="28"/>
           <w:szCs w:val="28"/>
+          <w:lang w:val="ru-MD"/>
+        </w:rPr>
+        <w:t>Шаг 1. Создание класса</w:t>
+      </w:r>
+      <w:r>
+        <w:rPr>
+          <w:rFonts w:ascii="Times New Roman" w:hAnsi="Times New Roman" w:cs="Times New Roman"/>
+          <w:b/>
+          <w:bCs/>
+          <w:sz w:val="28"/>
+          <w:szCs w:val="28"/>
           <w:lang w:val="en-US"/>
         </w:rPr>
-        <w:t>Шаг 1. Создание класса Item</w:t>
+        <w:t> Item</w:t>
       </w:r>
     </w:p>
     <w:p>
@@ -884,6 +897,7 @@
       <w:r>
         <w:rPr>
           <w:rFonts w:ascii="Times New Roman" w:hAnsi="Times New Roman" w:cs="Times New Roman"/>
+          <w:noProof/>
           <w:sz w:val="24"/>
           <w:szCs w:val="24"/>
           <w:lang w:val="ru-MD"/>
@@ -1079,6 +1093,7 @@
       <w:r>
         <w:rPr>
           <w:rFonts w:ascii="Times New Roman" w:hAnsi="Times New Roman" w:cs="Times New Roman"/>
+          <w:noProof/>
           <w:sz w:val="24"/>
           <w:szCs w:val="24"/>
           <w:lang w:val="ru-MD"/>
@@ -1233,17 +1248,17 @@
           <w:bCs/>
           <w:sz w:val="28"/>
           <w:szCs w:val="28"/>
-          <w:lang w:val="en-US"/>
-        </w:rPr>
-      </w:pPr>
-      <w:r>
-        <w:rPr>
-          <w:rFonts w:ascii="Times New Roman" w:hAnsi="Times New Roman" w:cs="Times New Roman"/>
-          <w:b/>
-          <w:bCs/>
-          <w:sz w:val="28"/>
-          <w:szCs w:val="28"/>
-          <w:lang w:val="en-US"/>
+          <w:lang w:val="ru-MD"/>
+        </w:rPr>
+      </w:pPr>
+      <w:r>
+        <w:rPr>
+          <w:rFonts w:ascii="Times New Roman" w:hAnsi="Times New Roman" w:cs="Times New Roman"/>
+          <w:b/>
+          <w:bCs/>
+          <w:sz w:val="28"/>
+          <w:szCs w:val="28"/>
+          <w:lang w:val="ru-MD"/>
         </w:rPr>
         <w:lastRenderedPageBreak/>
         <w:t>Шаг 3. Тестирование</w:t>
@@ -1261,6 +1276,7 @@
       <w:r>
         <w:rPr>
           <w:rFonts w:ascii="Times New Roman" w:hAnsi="Times New Roman" w:cs="Times New Roman"/>
+          <w:noProof/>
           <w:sz w:val="24"/>
           <w:szCs w:val="24"/>
           <w:lang w:val="ru-MD"/>
@@ -1733,10 +1749,10 @@
           <w:lang w:val="ru-MD"/>
         </w:rPr>
         <w:drawing>
-          <wp:inline distT="0" distB="0" distL="0" distR="0" wp14:anchorId="0D607173" wp14:editId="7F05680E">
-            <wp:extent cx="5760720" cy="3841750"/>
-            <wp:effectExtent l="0" t="0" r="0" b="6350"/>
-            <wp:docPr id="1682170875" name="Рисунок 1"/>
+          <wp:inline distT="0" distB="0" distL="0" distR="0" wp14:anchorId="155C21B7" wp14:editId="0A229D4B">
+            <wp:extent cx="4615543" cy="4848050"/>
+            <wp:effectExtent l="0" t="0" r="0" b="0"/>
+            <wp:docPr id="1094582935" name="Рисунок 1"/>
             <wp:cNvGraphicFramePr>
               <a:graphicFrameLocks xmlns:a="http://schemas.openxmlformats.org/drawingml/2006/main" noChangeAspect="1"/>
             </wp:cNvGraphicFramePr>
@@ -1744,7 +1760,7 @@
               <a:graphicData uri="http://schemas.openxmlformats.org/drawingml/2006/picture">
                 <pic:pic xmlns:pic="http://schemas.openxmlformats.org/drawingml/2006/picture">
                   <pic:nvPicPr>
-                    <pic:cNvPr id="1682170875" name=""/>
+                    <pic:cNvPr id="1094582935" name=""/>
                     <pic:cNvPicPr/>
                   </pic:nvPicPr>
                   <pic:blipFill>
@@ -1756,7 +1772,7 @@
                   <pic:spPr>
                     <a:xfrm>
                       <a:off x="0" y="0"/>
-                      <a:ext cx="5760720" cy="3841750"/>
+                      <a:ext cx="4622334" cy="4855183"/>
                     </a:xfrm>
                     <a:prstGeom prst="rect">
                       <a:avLst/>
@@ -1818,6 +1834,7 @@
           <w:rFonts w:ascii="Times New Roman" w:hAnsi="Times New Roman" w:cs="Times New Roman"/>
           <w:b/>
           <w:bCs/>
+          <w:noProof/>
           <w:sz w:val="28"/>
           <w:szCs w:val="28"/>
           <w:lang w:val="ru-MD"/>
@@ -1905,6 +1922,7 @@
           <w:u w:val="single"/>
           <w:lang w:val="ru-MD"/>
         </w:rPr>
+        <w:lastRenderedPageBreak/>
         <w:t xml:space="preserve">Какое значение имеет </w:t>
       </w:r>
       <w:r>
@@ -1954,17 +1972,7 @@
           <w:szCs w:val="24"/>
           <w:lang w:val="ru-MD"/>
         </w:rPr>
-        <w:t xml:space="preserve"> в методах класса ссылается на текущий экземпляр объекта, который был создан на основе этого класса. Он позволяет коду внутри метода «понимать», с данными </w:t>
-      </w:r>
-      <w:r>
-        <w:rPr>
-          <w:rFonts w:ascii="Times New Roman" w:hAnsi="Times New Roman" w:cs="Times New Roman"/>
-          <w:sz w:val="24"/>
-          <w:szCs w:val="24"/>
-          <w:lang w:val="ru-MD"/>
-        </w:rPr>
-        <w:lastRenderedPageBreak/>
-        <w:t>какого именно конкретного объекта он сейчас работает, обеспечивая доступ к его свойствам и другим методам.</w:t>
+        <w:t xml:space="preserve"> в методах класса ссылается на текущий экземпляр объекта, который был создан на основе этого класса. Он позволяет коду внутри метода «понимать», с данными какого именно конкретного объекта он сейчас работает, обеспечивая доступ к его свойствам и другим методам.</w:t>
       </w:r>
     </w:p>
     <w:p>
@@ -3051,6 +3059,7 @@
   <w:style w:type="character" w:default="1" w:styleId="a0">
     <w:name w:val="Default Paragraph Font"/>
     <w:uiPriority w:val="1"/>
+    <w:semiHidden/>
     <w:unhideWhenUsed/>
   </w:style>
   <w:style w:type="table" w:default="1" w:styleId="a1">
